--- a/utils/docs/Tesina_SmartFare_50_pagine.docx
+++ b/utils/docs/Tesina_SmartFare_50_pagine.docx
@@ -230,7 +230,7 @@
         <w:spacing w:after="40"/>
       </w:pPr>
       <w:r>
-        <w:t>5. Il database relazionale</w:t>
+        <w:t>5. Il database relazionale (scelta del modello relazionale)</w:t>
       </w:r>
     </w:p>
     <w:p>
@@ -352,7 +352,7 @@
         <w:spacing w:lineRule="auto" w:line="276" w:after="120"/>
       </w:pPr>
       <w:r>
-        <w:t>La scelta nasce dall'interesse per il turismo digitale e per l'IA generativa applicata a problemi concreti — non come assistente generico, ma come strumento che opera su dati reali (coordinate, categorie, preferenze utente).</w:t>
+        <w:t>La scelta nasce dall'interesse per il turismo digitale e per l'intelligenza artificiale generativa applicata a un problema concreto: organizzare un viaggio in Italia usando dati reali (località, attività, hotel, coordinate) e non solo testo libero prodotto da un chatbot generico.</w:t>
       </w:r>
     </w:p>
     <w:p>
@@ -360,7 +360,7 @@
         <w:spacing w:lineRule="auto" w:line="276" w:after="120"/>
       </w:pPr>
       <w:r>
-        <w:t>Le motivazioni principali sono quattro:</w:t>
+        <w:t>Le motivazioni principali sono le seguenti:</w:t>
       </w:r>
     </w:p>
     <w:p>
@@ -369,7 +369,7 @@
         <w:spacing w:after="60"/>
       </w:pPr>
       <w:r>
-        <w:t>Problema reale: organizzare un viaggio richiede incrociare date, luoghi, preferenze e offerte locali.</w:t>
+        <w:t>Problema reale: pianificare un viaggio significa incrociare date, luoghi, preferenze personali e offerte locali; un'applicazione che struttura queste informazioni riduce il carico cognitivo dell'utente.</w:t>
       </w:r>
     </w:p>
     <w:p>
@@ -378,7 +378,7 @@
         <w:spacing w:after="60"/>
       </w:pPr>
       <w:r>
-        <w:t>Competenze del percorso: integra frontend, backend, database, sicurezza e API esterne.</w:t>
+        <w:t>Competenze del percorso di studi: il progetto integra programmazione web (frontend e backend), database relazionale, sicurezza (JWT, rate limiting, validazione input), API esterne e progettazione UX.</w:t>
       </w:r>
     </w:p>
     <w:p>
@@ -387,7 +387,7 @@
         <w:spacing w:after="60"/>
       </w:pPr>
       <w:r>
-        <w:t>Valore didattico: mostra un flusso completo dall'interfaccia alla persistenza su PostgreSQL.</w:t>
+        <w:t>Valore didattico per l'esame: consegnare un prodotto full-stack completo, dall'interfaccia utente alla persistenza su database, passando per l'integrazione dell'IA e le funzioni social (Discover, follow).</w:t>
       </w:r>
     </w:p>
     <w:p>
@@ -396,7 +396,7 @@
         <w:spacing w:after="60"/>
       </w:pPr>
       <w:r>
-        <w:t>Differenziazione: l'IA usa POI e hotel già nel database, riducendo allucinazioni e rendendo il risultato mappabile.</w:t>
+        <w:t>Differenziazione tecnica: l'IA di SmartFare opera su un workspace costruito dal database (attività e hotel della località scelta), così il risultato è mappabile, modificabile e pubblicabile nella community, con meno rischio di «allucinazioni» rispetto a un assistente scollegato dai dati.</w:t>
       </w:r>
     </w:p>
     <w:p>
@@ -404,7 +404,7 @@
         <w:spacing w:lineRule="auto" w:line="276" w:after="120"/>
       </w:pPr>
       <w:r>
-        <w:t>Nota sull'evoluzione: nelle fasi iniziali il dominio includeva il confronto biglietti ferroviari; il modello dati è stato riallineato verso itinerari turistici (POI, tappe, visibilità pubblica/privata), mantenendo l'architettura a tre livelli (Angular, Express, PostgreSQL/Supabase).</w:t>
+        <w:t>Nota sull'evoluzione del progetto: nelle fasi iniziali il dominio del backend era orientato al confronto di biglietti ferroviari; il modello dati è stato successivamente riallineato verso itinerari turistici (POI, tappe giornaliere, visibilità pubblica/privata), mantenendo l'architettura a tre livelli (Angular, Express, PostgreSQL tramite Supabase).</w:t>
       </w:r>
     </w:p>
     <w:p>
@@ -425,7 +425,7 @@
         <w:spacing w:lineRule="auto" w:line="276" w:after="120"/>
       </w:pPr>
       <w:r>
-        <w:t>Per ogni tecnologia: definizione, funzionamento generale e motivazione della scelta in SmartFare.</w:t>
+        <w:t>In questa sezione, come nell'esempio di tesina «Blocco C», per ogni tecnologia indichiamo: che cos'è, come funziona in generale e perché è stata adottata nel progetto SmartFare. Dove utile, segnaliamo anche le alternative valutate e il motivo per cui non sono state scelte.</w:t>
       </w:r>
     </w:p>
     <w:p>
@@ -441,20 +441,115 @@
         <w:spacing w:lineRule="auto" w:line="276" w:after="120"/>
       </w:pPr>
       <w:r>
-        <w:t>TypeScript è un superset di JavaScript con tipi statici verificati in compilazione. Riduce errori su oggetti complessi (Itinerary, ItineraryItem, UserProfile) e migliora il refactoring in un codebase condiviso tra frontend Angular 21 e backend Express 5.</w:t>
+        <w:t>TypeScript è un superset di JavaScript sviluppato da Microsoft. Aggiunge tipi statici (interfacce, enum, generics) verificati in fase di compilazione; il codice viene poi transpilato in JavaScript eseguibile da browser e da Node.js.</w:t>
+      </w:r>
+    </w:p>
+    <w:p>
+      <w:pPr>
+        <w:spacing w:after="120"/>
+      </w:pPr>
+      <w:r>
+        <w:rPr>
+          <w:b/>
+        </w:rPr>
+        <w:t xml:space="preserve">Come funziona: </w:t>
+      </w:r>
+      <w:r>
+        <w:t>Il compilatore segnala errori prima dell'esecuzione (campo mancante, tipo errato). Gli IDE offrono autocompletamento e refactoring più sicuri su codebase grandi.</w:t>
+      </w:r>
+    </w:p>
+    <w:p>
+      <w:pPr>
+        <w:spacing w:after="120"/>
+      </w:pPr>
+      <w:r>
+        <w:rPr>
+          <w:b/>
+        </w:rPr>
+        <w:t xml:space="preserve">Perché l'abbiamo scelta in SmartFare: </w:t>
+      </w:r>
+      <w:r>
+        <w:t>In SmartFare sia il frontend (Angular 21) sia il backend (Express 5) sono scritti in TypeScript. Modelli come Itinerary, ItineraryItem, UserProfile e le risposte delle API AI hanno struttura complessa: i tipi evitano errori frequenti in JavaScript puro e rendono più chiara la collaborazione tra moduli. Sul backend gli schema Zod si integrano naturalmente con un progetto già tipizzato.</w:t>
+      </w:r>
+    </w:p>
+    <w:p>
+      <w:pPr>
+        <w:spacing w:after="160"/>
+      </w:pPr>
+      <w:r>
+        <w:rPr>
+          <w:b/>
+        </w:rPr>
+        <w:t xml:space="preserve">Alternative considerate: </w:t>
+      </w:r>
+      <w:r>
+        <w:t>Avremmo potuto usare JavaScript senza tipi, ma per un progetto d'esame full-stack la manutenibilità e la possibilità di spiegare il contratto dati alla commissione sono decisive.</w:t>
+      </w:r>
+    </w:p>
+    <w:p>
+      <w:pPr>
+        <w:pStyle w:val="Heading2"/>
+      </w:pPr>
+      <w:r>
+        <w:t>3.2 Angular — framework frontend</w:t>
       </w:r>
     </w:p>
     <w:p>
       <w:pPr>
         <w:spacing w:lineRule="auto" w:line="276" w:after="120"/>
       </w:pPr>
+      <w:r>
+        <w:t>Angular è un framework per applicazioni web «single page» (SPA) mantenuto da Google. Organizza l'interfaccia in componenti, servizi iniettabili, moduli di routing e form reattivi.</w:t>
+      </w:r>
+    </w:p>
+    <w:p>
+      <w:pPr>
+        <w:spacing w:after="120"/>
+      </w:pPr>
+      <w:r>
+        <w:rPr>
+          <w:b/>
+        </w:rPr>
+        <w:t xml:space="preserve">Come funziona: </w:t>
+      </w:r>
+      <w:r>
+        <w:t>Il router carica i componenti senza ricaricare l'intera pagina HTML. I servizi (providedIn: 'root') sono singleton condivisi (es. AuthService, ItineraryService). I guard bloccano route non autorizzate; gli interceptor HTTP modificano ogni richiesta (JWT). Angular 21 supporta componenti standalone e signal per stato reattivo nelle schermate più dinamiche (Discover, builder).</w:t>
+      </w:r>
+    </w:p>
+    <w:p>
+      <w:pPr>
+        <w:spacing w:after="120"/>
+      </w:pPr>
+      <w:r>
+        <w:rPr>
+          <w:b/>
+        </w:rPr>
+        <w:t xml:space="preserve">Perché l'abbiamo scelta in SmartFare: </w:t>
+      </w:r>
+      <w:r>
+        <w:t>SmartFare ha molte aree funzionali distinte: home, discover, planner, builder, voyager, mappa interattiva, profilo e autenticazione. Angular offre una struttura uniforme e strumenti già pronti per routing lazy (loadComponent in app.routes.ts), form complessi e integrazione mappe (Leaflet). Per un elaborato scolastico è vantaggioso presentare un'architettura modulare riconoscibile dalla commissione.</w:t>
+      </w:r>
+    </w:p>
+    <w:p>
+      <w:pPr>
+        <w:spacing w:after="160"/>
+      </w:pPr>
+      <w:r>
+        <w:rPr>
+          <w:b/>
+        </w:rPr>
+        <w:t xml:space="preserve">Alternative considerate: </w:t>
+      </w:r>
+      <w:r>
+        <w:t>React è un'alternativa valida e molto diffusa, ma richiede più scelte manuali (router, gestione stato, struttura cartelle). Abbiamo preferito Angular per coerenza dello stack e completezza «out of the box».</w:t>
+      </w:r>
     </w:p>
     <w:p>
       <w:pPr>
         <w:pStyle w:val="Heading2"/>
       </w:pPr>
       <w:r>
-        <w:t>3.2 Angular — framework frontend</w:t>
+        <w:t>3.3 Node.js ed Express — backend</w:t>
       </w:r>
     </w:p>
     <w:p>
@@ -462,20 +557,115 @@
         <w:spacing w:lineRule="auto" w:line="276" w:after="120"/>
       </w:pPr>
       <w:r>
-        <w:t>Angular organizza l'app in componenti standalone, servizi injectable e routing con lazy loading. I signal e le computed property gestiscono stato reattivo (Discover, builder). L'HttpClient, con interceptor JWT, comunica con le API sotto /api.</w:t>
+        <w:t>Node.js è un runtime che esegue JavaScript/TypeScript fuori dal browser, basato su eventi e I/O non bloccante. Express è un framework minimale per costruire server HTTP e API REST.</w:t>
+      </w:r>
+    </w:p>
+    <w:p>
+      <w:pPr>
+        <w:spacing w:after="120"/>
+      </w:pPr>
+      <w:r>
+        <w:rPr>
+          <w:b/>
+        </w:rPr>
+        <w:t xml:space="preserve">Come funziona: </w:t>
+      </w:r>
+      <w:r>
+        <w:t>Le richieste attraversano una catena di middleware (sicurezza, parsing JSON, autenticazione, router). Ogni route associa un verbo HTTP (GET, POST, PUT, DELETE) a una funzione controller. Express 5, usato in SmartFare, espone moduli in src/routes/ (itineraries, ai, auth, chat, profile…).</w:t>
+      </w:r>
+    </w:p>
+    <w:p>
+      <w:pPr>
+        <w:spacing w:after="120"/>
+      </w:pPr>
+      <w:r>
+        <w:rPr>
+          <w:b/>
+        </w:rPr>
+        <w:t xml:space="preserve">Perché l'abbiamo scelta in SmartFare: </w:t>
+      </w:r>
+      <w:r>
+        <w:t>Usare Node sul server permette lo stesso linguaggio del frontend: meno cambio di contesto, tipi condivisi e un unico ecosistema npm (Prisma, Zod, jsonwebtoken, SDK Gemini). Le API REST servono la SPA Angular e applicano regole di business (salvataggio itinerari, integrazione IA, upload immagini) lato server, dove i segreti (JWT_SECRET, GEMINI_API_KEY) restano al sicuro.</w:t>
+      </w:r>
+    </w:p>
+    <w:p>
+      <w:pPr>
+        <w:spacing w:after="160"/>
+      </w:pPr>
+      <w:r>
+        <w:rPr>
+          <w:b/>
+        </w:rPr>
+        <w:t xml:space="preserve">Alternative considerate: </w:t>
+      </w:r>
+      <w:r>
+        <w:t>Alternative come Java Spring o PHP Laravel sono adatte a contesti enterprise, ma avrebbero allungato i tempi di sviluppo per un team che ha già uniformato tutto su TypeScript. Su Express abbiamo aggiunto helmet (header sicurezza), rate limiting (50 richieste/15 min globali, 20/min sugli endpoint AI) e CORS limitato al frontend autorizzato.</w:t>
+      </w:r>
+    </w:p>
+    <w:p>
+      <w:pPr>
+        <w:pStyle w:val="Heading2"/>
+      </w:pPr>
+      <w:r>
+        <w:t>3.4 PostgreSQL, Prisma ORM e Supabase</w:t>
       </w:r>
     </w:p>
     <w:p>
       <w:pPr>
         <w:spacing w:lineRule="auto" w:line="276" w:after="120"/>
       </w:pPr>
+      <w:r>
+        <w:t>PostgreSQL è un database management system relazionale open source, conforme agli standard SQL, con transazioni ACID, vincoli di integrità e supporto a indici e relazioni. Prisma è un ORM moderno: lo schema si definisce in schema.prisma e il client TypeScript generato esegue query type-safe. Supabase ospita PostgreSQL gestito in cloud (backup, SSL, connection string).</w:t>
+      </w:r>
+    </w:p>
+    <w:p>
+      <w:pPr>
+        <w:spacing w:after="120"/>
+      </w:pPr>
+      <w:r>
+        <w:rPr>
+          <w:b/>
+        </w:rPr>
+        <w:t xml:space="preserve">Come funziona: </w:t>
+      </w:r>
+      <w:r>
+        <w:t>Le tabelle sono collegate da chiavi esterne (FK). Le query con JOIN recuperano dati correlati (itinerario con tappe, attività e autore) in modo efficiente. Prisma traduce le operazioni in SQL e gestisce migrazioni/schema push in sviluppo.</w:t>
+      </w:r>
+    </w:p>
+    <w:p>
+      <w:pPr>
+        <w:spacing w:after="120"/>
+      </w:pPr>
+      <w:r>
+        <w:rPr>
+          <w:b/>
+        </w:rPr>
+        <w:t xml:space="preserve">Perché l'abbiamo scelta in SmartFare: </w:t>
+      </w:r>
+      <w:r>
+        <w:t>SmartFare modella utenti, profili, preferenze, località, attività, hotel, itinerari, tappe, chat, follow e preferiti: un grafo di entità strettamente collegato. Un database relazionale garantisce che non esistano tappe senza itinerario, follow duplicati o incoerenze tra visibilità e proprietario. Discover, il builder e le API AI eseguono query articolate su più tabelle: il modello relazionale è naturale.</w:t>
+      </w:r>
+    </w:p>
+    <w:p>
+      <w:pPr>
+        <w:spacing w:after="160"/>
+      </w:pPr>
+      <w:r>
+        <w:rPr>
+          <w:b/>
+        </w:rPr>
+        <w:t xml:space="preserve">Alternative considerate: </w:t>
+      </w:r>
+      <w:r>
+        <w:t>Un database documentale (MongoDB) sarebbe flessibile per JSON variabili, ma complicherebbe vincoli e report social senza duplicare dati. SQLite è ottimo in locale, meno adatto a più utenti concorrenti in produzione. Salvare tutto su file JSON o Excel non garantirebbe concorrenza, sicurezza e integrità richieste da un'app reale.</w:t>
+      </w:r>
     </w:p>
     <w:p>
       <w:pPr>
         <w:pStyle w:val="Heading2"/>
       </w:pPr>
       <w:r>
-        <w:t>3.3 Node.js ed Express — backend</w:t>
+        <w:t>3.5 Autenticazione: JWT, bcrypt e sessioni server-side</w:t>
       </w:r>
     </w:p>
     <w:p>
@@ -483,20 +673,115 @@
         <w:spacing w:lineRule="auto" w:line="276" w:after="120"/>
       </w:pPr>
       <w:r>
-        <w:t>Node.js esegue JavaScript/TypeScript lato server. Express 5 espone route modulari, middleware (helmet, CORS, rate limit globale 50 req/15 min, limiter dedicato AI 20 req/min), validazione body e gestione errori centralizzata.</w:t>
+        <w:t>JWT (JSON Web Token) è uno standard per token firmati che trasportano payload (es. userId, email). bcrypt è una funzione di hashing lenta per password, resistente a attacchi brute force. Le sessioni server-side memorizzano sul database quali token sono ancora validi.</w:t>
+      </w:r>
+    </w:p>
+    <w:p>
+      <w:pPr>
+        <w:spacing w:after="120"/>
+      </w:pPr>
+      <w:r>
+        <w:rPr>
+          <w:b/>
+        </w:rPr>
+        <w:t xml:space="preserve">Come funziona: </w:t>
+      </w:r>
+      <w:r>
+        <w:t>Alla login il server verifica credenziali, crea un record AuthSession e restituisce un JWT che include sessionId. Il client Angular invia Authorization: Bearer &lt;token&gt; tramite auth.interceptor. Il middleware authenticateJWT verifica firma, scadenza e che la sessione non sia revocata (logout da impostazioni).</w:t>
+      </w:r>
+    </w:p>
+    <w:p>
+      <w:pPr>
+        <w:spacing w:after="120"/>
+      </w:pPr>
+      <w:r>
+        <w:rPr>
+          <w:b/>
+        </w:rPr>
+        <w:t xml:space="preserve">Perché l'abbiamo scelta in SmartFare: </w:t>
+      </w:r>
+      <w:r>
+        <w:t>La SPA non usa sessioni cookie classiche come un sito PHP: il JWT in memoria/localStorage è lo standard per API REST. Abbinare JWT a AuthSession permette di invalidare l'accesso dal server senza attendere solo la scadenza del token. Le password locali non sono mai salvate in chiaro: solo passwordHash con bcrypt. OAuth Google/GitHub riduce attrito in registrazione; il backend verifica il token social e crea o collega l'utente.</w:t>
+      </w:r>
+    </w:p>
+    <w:p>
+      <w:pPr>
+        <w:spacing w:after="160"/>
+      </w:pPr>
+      <w:r>
+        <w:rPr>
+          <w:b/>
+        </w:rPr>
+        <w:t xml:space="preserve">Alternative considerate: </w:t>
+      </w:r>
+      <w:r>
+        <w:t>Un solo JWT senza sessione server sarebbe più semplice ma meno sicuro in caso di furto token; sessioni solo cookie richiederebbero configurazione CORS/same-site più delicata con frontend su dominio diverso.</w:t>
+      </w:r>
+    </w:p>
+    <w:p>
+      <w:pPr>
+        <w:pStyle w:val="Heading2"/>
+      </w:pPr>
+      <w:r>
+        <w:t>3.6 Zod — validazione degli input</w:t>
       </w:r>
     </w:p>
     <w:p>
       <w:pPr>
         <w:spacing w:lineRule="auto" w:line="276" w:after="120"/>
       </w:pPr>
+      <w:r>
+        <w:t>Zod è una libreria TypeScript-first per definire schemi di validazione e parsare input runtime (body JSON, query string) con messaggi di errore strutturati.</w:t>
+      </w:r>
+    </w:p>
+    <w:p>
+      <w:pPr>
+        <w:spacing w:after="120"/>
+      </w:pPr>
+      <w:r>
+        <w:rPr>
+          <w:b/>
+        </w:rPr>
+        <w:t xml:space="preserve">Come funziona: </w:t>
+      </w:r>
+      <w:r>
+        <w:t>Ogni schema descrive campi obbligatori, tipi, formati (email, date) e relazioni. parse() o safeParse() restituiscono dati tipizzati o un errore da mappare in risposta HTTP 400.</w:t>
+      </w:r>
+    </w:p>
+    <w:p>
+      <w:pPr>
+        <w:spacing w:after="120"/>
+      </w:pPr>
+      <w:r>
+        <w:rPr>
+          <w:b/>
+        </w:rPr>
+        <w:t xml:space="preserve">Perché l'abbiamo scelta in SmartFare: </w:t>
+      </w:r>
+      <w:r>
+        <w:t>Tutti gli endpoint critici di SmartFare (registrazione, login, generazione itinerario AI, chat builder, salvataggio tappe) validano l'input prima del controller. Così non arrivano stringhe vuote, ID mancanti o JSON malformati nel database o nei prompt Gemini. Gli schema vivono in src/schemas/ e documentano il contratto API anche per chi legge la tesina.</w:t>
+      </w:r>
+    </w:p>
+    <w:p>
+      <w:pPr>
+        <w:spacing w:after="160"/>
+      </w:pPr>
+      <w:r>
+        <w:rPr>
+          <w:b/>
+        </w:rPr>
+        <w:t xml:space="preserve">Alternative considerate: </w:t>
+      </w:r>
+      <w:r>
+        <w:t>Validare «a mano» con if sparsi sarebbe error-prone; Zod centralizza le regole e allinea validazione runtime al tipo di dati atteso, complementare ai tipi TypeScript (che non esistono a runtime).</w:t>
+      </w:r>
     </w:p>
     <w:p>
       <w:pPr>
         <w:pStyle w:val="Heading2"/>
       </w:pPr>
       <w:r>
-        <w:t>3.4 PostgreSQL e Prisma ORM</w:t>
+        <w:t>3.7 Google Gemini — intelligenza artificiale generativa</w:t>
       </w:r>
     </w:p>
     <w:p>
@@ -504,20 +789,115 @@
         <w:spacing w:lineRule="auto" w:line="276" w:after="120"/>
       </w:pPr>
       <w:r>
-        <w:t>PostgreSQL è un DBMS relazionale ACID. Prisma definisce lo schema in schema.prisma, genera il client type-safe e gestisce migrazioni. Su Supabase il database è hostato in cloud con backup e connessione SSL.</w:t>
+        <w:t>I modelli linguistici di grandi dimensioni (LLM) predicono testo plausibile da istruzioni in linguaggio naturale. L'API Google Gemini (@google/generative-ai) espone modelli come gemini-2.5-flash per chat e generazione strutturata.</w:t>
+      </w:r>
+    </w:p>
+    <w:p>
+      <w:pPr>
+        <w:spacing w:after="120"/>
+      </w:pPr>
+      <w:r>
+        <w:rPr>
+          <w:b/>
+        </w:rPr>
+        <w:t xml:space="preserve">Come funziona: </w:t>
+      </w:r>
+      <w:r>
+        <w:t>Il backend costruisce prompt di sistema con workspace (elenco attività/hotel della località, preferenze utente) e chiede output JSON per itinerari. gemini.service.ts gestisce retry, quota e fallback tra modelli. Voyager AI usa chat multi-turno; il builder usa /api/ai/itinerary/chat con snapshot delle tappe correnti.</w:t>
+      </w:r>
+    </w:p>
+    <w:p>
+      <w:pPr>
+        <w:spacing w:after="120"/>
+      </w:pPr>
+      <w:r>
+        <w:rPr>
+          <w:b/>
+        </w:rPr>
+        <w:t xml:space="preserve">Perché l'abbiamo scelta in SmartFare: </w:t>
+      </w:r>
+      <w:r>
+        <w:t>SmartFare deve accettare richieste in italiano colloquiale («weekend culturale a Firenze») e trasformarle in piani con giorni e tappe. Gemini è stato scelto per SDK Node ufficiale, latenza accettabile su modelli flash e buona aderenza a output JSON quando il prompt include solo POI reali del database (grounding), riducendo luoghi inventati rispetto a un chatbot generico.</w:t>
+      </w:r>
+    </w:p>
+    <w:p>
+      <w:pPr>
+        <w:spacing w:after="160"/>
+      </w:pPr>
+      <w:r>
+        <w:rPr>
+          <w:b/>
+        </w:rPr>
+        <w:t xml:space="preserve">Alternative considerate: </w:t>
+      </w:r>
+      <w:r>
+        <w:t>ChatGPT o altri LLM sono alternative equivalenti in principio; la scelta pratica dipende da quota API, policy scolastiche e integrazione già implementata. Limite dichiarato: costo per richiesta e dipendenza dalla connessione; l'IA non sostituisce il DB ma lo arricchisce l'esperienza utente.</w:t>
+      </w:r>
+    </w:p>
+    <w:p>
+      <w:pPr>
+        <w:pStyle w:val="Heading2"/>
+      </w:pPr>
+      <w:r>
+        <w:t>3.8 Leaflet e OpenStreetMap</w:t>
       </w:r>
     </w:p>
     <w:p>
       <w:pPr>
         <w:spacing w:lineRule="auto" w:line="276" w:after="120"/>
       </w:pPr>
+      <w:r>
+        <w:t>Leaflet è una libreria JavaScript open source per mappe interattive nel browser. OpenStreetMap fornisce tile cartografiche libere (uso con attribuzione).</w:t>
+      </w:r>
+    </w:p>
+    <w:p>
+      <w:pPr>
+        <w:spacing w:after="120"/>
+      </w:pPr>
+      <w:r>
+        <w:rPr>
+          <w:b/>
+        </w:rPr>
+        <w:t xml:space="preserve">Come funziona: </w:t>
+      </w:r>
+      <w:r>
+        <w:t>La mappa si inizializza su un div HTML; si aggiungono tile layer, marker (L.marker), polilinee per percorsi e plugin come markercluster per grandi quantità di POI. invalidateSize() ridisegna dopo resize del contenitore.</w:t>
+      </w:r>
+    </w:p>
+    <w:p>
+      <w:pPr>
+        <w:spacing w:after="120"/>
+      </w:pPr>
+      <w:r>
+        <w:rPr>
+          <w:b/>
+        </w:rPr>
+        <w:t xml:space="preserve">Perché l'abbiamo scelta in SmartFare: </w:t>
+      </w:r>
+      <w:r>
+        <w:t>SmartFare visualizza tappe itinerario nel builder, percorsi in Discover e tutta Italia in interactive-map. Le coordinate provengono da PostgreSQL (Location, Activity, Accommodation). Leaflet è leggero, gratuito e adatto a progetto scolastico; Google Maps API richiederebbe billing e chiavi con vincoli di utilizzo. OSM è coerente con dati aperti e script di arricchimento POI (Overpass) usati in utils/.</w:t>
+      </w:r>
+    </w:p>
+    <w:p>
+      <w:pPr>
+        <w:spacing w:after="160"/>
+      </w:pPr>
+      <w:r>
+        <w:rPr>
+          <w:b/>
+        </w:rPr>
+        <w:t xml:space="preserve">Alternative considerate: </w:t>
+      </w:r>
+      <w:r>
+        <w:t>Mapbox o Google Maps offrono tile più «pulite» ma con costi; per dimostrare competenze GIS web Leaflet + OSM è sufficiente.</w:t>
+      </w:r>
     </w:p>
     <w:p>
       <w:pPr>
         <w:pStyle w:val="Heading2"/>
       </w:pPr>
       <w:r>
-        <w:t>3.5 Autenticazione: JWT, bcrypt e sessioni</w:t>
+        <w:t>3.9 Altre integrazioni (Cloudinary, email, OAuth, sicurezza HTTP)</w:t>
       </w:r>
     </w:p>
     <w:p>
@@ -525,97 +905,50 @@
         <w:spacing w:lineRule="auto" w:line="276" w:after="120"/>
       </w:pPr>
       <w:r>
-        <w:t>Alla login si crea un JWT (userId, email, sessionId) e un record AuthSession. Ogni richiesta protetta verifica firma JWT e che la sessione non sia revocata. Le password locali usano bcrypt; OAuth Google/GitHub integrato nel frontend.</w:t>
-      </w:r>
-    </w:p>
-    <w:p>
-      <w:pPr>
-        <w:spacing w:lineRule="auto" w:line="276" w:after="120"/>
-      </w:pPr>
-    </w:p>
-    <w:p>
-      <w:pPr>
-        <w:pStyle w:val="Heading2"/>
-      </w:pPr>
-      <w:r>
-        <w:t>3.6 Zod — validazione degli input</w:t>
-      </w:r>
-    </w:p>
-    <w:p>
-      <w:pPr>
-        <w:spacing w:lineRule="auto" w:line="276" w:after="120"/>
-      </w:pPr>
-      <w:r>
-        <w:t>Zod definisce schemi per body e query (es. aiItineraryGenerateSchema). In caso di errore il client riceve 400 con messaggio strutturato, evitando dati inconsistenti nel DB.</w:t>
-      </w:r>
-    </w:p>
-    <w:p>
-      <w:pPr>
-        <w:spacing w:lineRule="auto" w:line="276" w:after="120"/>
-      </w:pPr>
-    </w:p>
-    <w:p>
-      <w:pPr>
-        <w:pStyle w:val="Heading2"/>
-      </w:pPr>
-      <w:r>
-        <w:t>3.7 Google Gemini — intelligenza artificiale</w:t>
-      </w:r>
-    </w:p>
-    <w:p>
-      <w:pPr>
-        <w:spacing w:lineRule="auto" w:line="276" w:after="120"/>
-      </w:pPr>
-      <w:r>
-        <w:t>Gemini (API @google/generative-ai) genera itinerari iniziali, risponde in chat contestualizzata sul workspace (attività/hotel della località) e supporta Voyager AI in streaming. I prompt includono preferenze utente e vincoli JSON di output.</w:t>
-      </w:r>
-    </w:p>
-    <w:p>
-      <w:pPr>
-        <w:spacing w:lineRule="auto" w:line="276" w:after="120"/>
-      </w:pPr>
-    </w:p>
-    <w:p>
-      <w:pPr>
-        <w:pStyle w:val="Heading2"/>
-      </w:pPr>
-      <w:r>
-        <w:t>3.8 Leaflet e OpenStreetMap</w:t>
-      </w:r>
-    </w:p>
-    <w:p>
-      <w:pPr>
-        <w:spacing w:lineRule="auto" w:line="276" w:after="120"/>
-      </w:pPr>
-      <w:r>
-        <w:t>Leaflet renderizza tile OSM, marker e polyline per percorsi. Marker cluster sulla mappa interattiva d'Italia; drag-and-drop ordine tappe nel builder con aggiornamento rotta.</w:t>
-      </w:r>
-    </w:p>
-    <w:p>
-      <w:pPr>
-        <w:spacing w:lineRule="auto" w:line="276" w:after="120"/>
-      </w:pPr>
-    </w:p>
-    <w:p>
-      <w:pPr>
-        <w:pStyle w:val="Heading2"/>
-      </w:pPr>
-      <w:r>
-        <w:t>3.9 Servizi esterni</w:t>
-      </w:r>
-    </w:p>
-    <w:p>
-      <w:pPr>
-        <w:spacing w:lineRule="auto" w:line="276" w:after="120"/>
-      </w:pPr>
-      <w:r>
-        <w:t>Cloudinary per upload avatar/copertine; Nodemailer per verifica email e reset password; script in utils/ per arricchire località e attività da CSV e Overpass.</w:t>
-      </w:r>
-    </w:p>
-    <w:p>
-      <w:pPr>
-        <w:spacing w:lineRule="auto" w:line="276" w:after="120"/>
-      </w:pPr>
+        <w:t>Cloudinary è un servizio cloud per storage e trasformazione immagini. Nodemailer invia email SMTP. OAuth 2.0 permette login con provider esterni (Google, GitHub). Helmet imposta header HTTP di sicurezza; express-rate-limit limita richieste per IP.</w:t>
+      </w:r>
+    </w:p>
+    <w:p>
+      <w:pPr>
+        <w:spacing w:after="120"/>
+      </w:pPr>
+      <w:r>
+        <w:rPr>
+          <w:b/>
+        </w:rPr>
+        <w:t xml:space="preserve">Come funziona: </w:t>
+      </w:r>
+      <w:r>
+        <w:t>Cloudinary riceve upload da multer sul backend e restituisce URL per avatar e copertine: il database memorizza solo stringhe URL, non file binari pesanti. Nodemailer gestisce verifica email e reset password con token temporanei. angularx-social-login sul frontend avvia OAuth; il backend verifica il token. Rate limit protegge endpoint costosi (Gemini) da abuso; helmet e CORS riducono superficie d'attacco in produzione.</w:t>
+      </w:r>
+    </w:p>
+    <w:p>
+      <w:pPr>
+        <w:spacing w:after="120"/>
+      </w:pPr>
+      <w:r>
+        <w:rPr>
+          <w:b/>
+        </w:rPr>
+        <w:t xml:space="preserve">Perché l'abbiamo scelta in SmartFare: </w:t>
+      </w:r>
+      <w:r>
+        <w:t>Salvare immagini nel DB come BLOB appesantirebbe backup e query. Email e OAuth sono standard user-facing attesi in un'app moderna. Script in utils/ (CSV, Overpass, Wikidata) popolano località e attività offline, separando manutenzione dataset dall'applicazione runtime: senza POI reali l'IA sarebbe poco utile.</w:t>
+      </w:r>
+    </w:p>
+    <w:p>
+      <w:pPr>
+        <w:spacing w:after="160"/>
+      </w:pPr>
+      <w:r>
+        <w:rPr>
+          <w:b/>
+        </w:rPr>
+        <w:t xml:space="preserve">Alternative considerate: </w:t>
+      </w:r>
+      <w:r>
+        <w:t>Servizi self-hosted equivalenti (server mail proprio, storage MinIO) sono possibili ma più complessi da configurare per un elaborato scolastico; la scelta cloud accelera il time-to-market.</w:t>
+      </w:r>
     </w:p>
     <w:p>
       <w:pPr>
@@ -3395,6 +3728,74 @@
       </w:pPr>
       <w:r>
         <w:t>5. Il database relazionale</w:t>
+      </w:r>
+    </w:p>
+    <w:p>
+      <w:pPr>
+        <w:pStyle w:val="Heading2"/>
+      </w:pPr>
+      <w:r>
+        <w:t>5.0 Perché un database relazionale</w:t>
+      </w:r>
+    </w:p>
+    <w:p>
+      <w:pPr>
+        <w:spacing w:lineRule="auto" w:line="276" w:after="120"/>
+      </w:pPr>
+      <w:r>
+        <w:t>SmartFare non memorizza solo testo generato dall'IA: persiste utenti, preferenze, itinerari con molte tappe, riferimenti a attività e hotel reali, relazioni social (follow, preferiti) e storico chat. Questi dati sono fortemente collegati tra loro e devono rispettare regole di integrità.</w:t>
+      </w:r>
+    </w:p>
+    <w:p>
+      <w:pPr>
+        <w:spacing w:lineRule="auto" w:line="276" w:after="120"/>
+      </w:pPr>
+      <w:r>
+        <w:t>Un database relazionale (PostgreSQL) è la scelta appropriata perché:</w:t>
+      </w:r>
+    </w:p>
+    <w:p>
+      <w:pPr>
+        <w:pStyle w:val="ListBullet"/>
+        <w:spacing w:after="60"/>
+      </w:pPr>
+      <w:r>
+        <w:t>Integrità referenziale: chiavi esterne impediscono tappe «orfane», follow duplicati e itinerari senza proprietario valido.</w:t>
+      </w:r>
+    </w:p>
+    <w:p>
+      <w:pPr>
+        <w:pStyle w:val="ListBullet"/>
+        <w:spacing w:after="60"/>
+      </w:pPr>
+      <w:r>
+        <w:t>Transazioni ACID: salvataggio itinerario + decine di ItineraryItem avviene in modo coerente (tutto o niente).</w:t>
+      </w:r>
+    </w:p>
+    <w:p>
+      <w:pPr>
+        <w:pStyle w:val="ListBullet"/>
+        <w:spacing w:after="60"/>
+      </w:pPr>
+      <w:r>
+        <w:t>Query complesse: Discover unisce itinerari, utenti, località, like e preferiti; il builder carica workspace con JOIN su Activity, Accommodation e categorie.</w:t>
+      </w:r>
+    </w:p>
+    <w:p>
+      <w:pPr>
+        <w:pStyle w:val="ListBullet"/>
+        <w:spacing w:after="60"/>
+      </w:pPr>
+      <w:r>
+        <w:t>Schema stabile: il dominio viaggio (giorni, ordine tappe, visibilità PUBLIC/PRIVATE) si presta a tabelle normalizzate più che a documenti JSON liberi che cambiano forma a ogni versione.</w:t>
+      </w:r>
+    </w:p>
+    <w:p>
+      <w:pPr>
+        <w:spacing w:lineRule="auto" w:line="276" w:after="120"/>
+      </w:pPr>
+      <w:r>
+        <w:t>In alternativa, un database NoSQL (es. MongoDB) offre flessibilità su documenti variabili, ma avrebbe reso più difficile garantire coerenza tra utente, itinerario e tappe senza duplicazioni. SQLite è ottimo per prototipi locali, meno adatto a deploy cloud con utenti concorrenti. File JSON o fogli Excel non supportano concorrenza, autenticazione sicura e API REST multi-utente. Per questi motivi SmartFare adotta PostgreSQL gestito tramite Prisma e hostato su Supabase.</w:t>
       </w:r>
     </w:p>
     <w:p>
